--- a/docs/install-routines.docx
+++ b/docs/install-routines.docx
@@ -1095,6 +1095,22 @@
     </w:p>
     <w:p>
       <w:pPr>
+        <w:spacing w:before="80" w:after="80"/>
+        <w:ind w:left="567"/>
+      </w:pPr>
+      <w:r>
+        <w:rPr>
+          <w:rFonts w:ascii="Arial" w:hAnsi="Arial"/>
+          <w:b w:val="0"/>
+          <w:i/>
+          <w:color w:val="005A6C"/>
+          <w:sz w:val="18"/>
+        </w:rPr>
+        <w:t>*Bootstrap note:* `update-all.sh` lives inside `ttc-agent-framework/scripts/`. If your local framework checkout is missing or very old (i.e. the script doesn't exist yet locally), run the migration first — see § 1.3 for the curl one-liner. The migration script self-bootstraps the framework and then transitions you cleanly to the new layout, after which `update-all.sh` is in place.</w:t>
+      </w:r>
+    </w:p>
+    <w:p>
+      <w:pPr>
         <w:pStyle w:val="TTCbodycopyTTC"/>
       </w:pPr>
       <w:r/>
@@ -1745,11 +1761,9 @@
         <w:rPr>
           <w:b/>
         </w:rPr>
-        <w:t>Dry-run first</w:t>
-      </w:r>
-      <w:r>
-        <w:t xml:space="preserve"> to see what would change without making any modifications:</w:t>
-      </w:r>
+        <w:t>Bootstrap (one-liner, works even without a local framework checkout):</w:t>
+      </w:r>
+      <w:r/>
     </w:p>
     <w:p>
       <w:pPr>
@@ -1763,7 +1777,15 @@
           <w:color w:val="25415C"/>
           <w:sz w:val="16"/>
         </w:rPr>
-        <w:t>bash ~/AI-Vault/ttc-agent-framework/scripts/migrate-to-2026-05.sh --dry-run</w:t>
+        <w:t>curl -fsSL https://raw.githubusercontent.com/ttc-agents/ttc-agent-framework/main/scripts/migrate-to-2026-05.sh | bash</w:t>
+      </w:r>
+    </w:p>
+    <w:p>
+      <w:pPr>
+        <w:pStyle w:val="TTCbodycopyTTC"/>
+      </w:pPr>
+      <w:r>
+        <w:t>The script is self-contained: Step 2 clones (or pulls) `ttc-agent-framework` into `~/AI-Vault/ttc-agent-framework/` before any other step that needs the framework on disk. So the curl path above works whether you have an old framework checkout, a partial one, or nothing at all.</w:t>
       </w:r>
     </w:p>
     <w:p>
@@ -1775,9 +1797,11 @@
         <w:rPr>
           <w:b/>
         </w:rPr>
-        <w:t>Actual run:</w:t>
-      </w:r>
-      <w:r/>
+        <w:t>If you already have the framework cloned locally</w:t>
+      </w:r>
+      <w:r>
+        <w:t xml:space="preserve"> (most existing installs), use the local copy instead — same script, same effect:</w:t>
+      </w:r>
     </w:p>
     <w:p>
       <w:pPr>
@@ -1791,6 +1815,41 @@
           <w:color w:val="25415C"/>
           <w:sz w:val="16"/>
         </w:rPr>
+        <w:t># Dry-run first to see what would change:</w:t>
+      </w:r>
+      <w:r>
+        <w:rPr>
+          <w:rFonts w:ascii="Courier New" w:hAnsi="Courier New"/>
+          <w:color w:val="25415C"/>
+          <w:sz w:val="16"/>
+        </w:rPr>
+        <w:br/>
+        <w:t>bash ~/AI-Vault/ttc-agent-framework/scripts/migrate-to-2026-05.sh --dry-run</w:t>
+      </w:r>
+      <w:r>
+        <w:rPr>
+          <w:rFonts w:ascii="Courier New" w:hAnsi="Courier New"/>
+          <w:color w:val="25415C"/>
+          <w:sz w:val="16"/>
+        </w:rPr>
+        <w:br/>
+      </w:r>
+      <w:r>
+        <w:rPr>
+          <w:rFonts w:ascii="Courier New" w:hAnsi="Courier New"/>
+          <w:color w:val="25415C"/>
+          <w:sz w:val="16"/>
+        </w:rPr>
+        <w:br/>
+        <w:t># Actual run:</w:t>
+      </w:r>
+      <w:r>
+        <w:rPr>
+          <w:rFonts w:ascii="Courier New" w:hAnsi="Courier New"/>
+          <w:color w:val="25415C"/>
+          <w:sz w:val="16"/>
+        </w:rPr>
+        <w:br/>
         <w:t>bash ~/AI-Vault/ttc-agent-framework/scripts/migrate-to-2026-05.sh</w:t>
       </w:r>
     </w:p>
@@ -1803,7 +1862,7 @@
         <w:rPr>
           <w:b/>
         </w:rPr>
-        <w:t>The 7 steps the script performs (all idempotent):</w:t>
+        <w:t>The 8 steps the script performs (all idempotent):</w:t>
       </w:r>
       <w:r/>
     </w:p>
@@ -1864,18 +1923,18 @@
           </w:tcPr>
           <w:p>
             <w:r>
-              <w:t>1/7</w:t>
-            </w:r>
-          </w:p>
-        </w:tc>
-        <w:tc>
-          <w:tcPr>
-            <w:tcW w:type="dxa" w:w="4876"/>
-            <w:vAlign w:val="center"/>
-          </w:tcPr>
-          <w:p>
-            <w:r>
-              <w:t>Verifies `ssh -T git@github.com` succeeds. Aborts with instructions if not.</w:t>
+              <w:t>1/8</w:t>
+            </w:r>
+          </w:p>
+        </w:tc>
+        <w:tc>
+          <w:tcPr>
+            <w:tcW w:type="dxa" w:w="4876"/>
+            <w:vAlign w:val="center"/>
+          </w:tcPr>
+          <w:p>
+            <w:r>
+              <w:t>Verifies `ssh -T git@github.com` succeeds. Aborts with instructions if not — every later step needs SSH.</w:t>
             </w:r>
           </w:p>
         </w:tc>
@@ -1888,18 +1947,18 @@
           </w:tcPr>
           <w:p>
             <w:r>
-              <w:t>2/7</w:t>
-            </w:r>
-          </w:p>
-        </w:tc>
-        <w:tc>
-          <w:tcPr>
-            <w:tcW w:type="dxa" w:w="4876"/>
-            <w:vAlign w:val="center"/>
-          </w:tcPr>
-          <w:p>
-            <w:r>
-              <w:t>Converts `https://github.com/...` remotes → `git@github.com:...` for every repo under `~/AI-Vault/`.</w:t>
+              <w:t>2/8</w:t>
+            </w:r>
+          </w:p>
+        </w:tc>
+        <w:tc>
+          <w:tcPr>
+            <w:tcW w:type="dxa" w:w="4876"/>
+            <w:vAlign w:val="center"/>
+          </w:tcPr>
+          <w:p>
+            <w:r>
+              <w:t>Bootstrap: clones `ttc-agent-framework` if missing, otherwise pulls latest. Lets the curl one-liner above work end-to-end.</w:t>
             </w:r>
           </w:p>
         </w:tc>
@@ -1912,18 +1971,18 @@
           </w:tcPr>
           <w:p>
             <w:r>
-              <w:t>3/7</w:t>
-            </w:r>
-          </w:p>
-        </w:tc>
-        <w:tc>
-          <w:tcPr>
-            <w:tcW w:type="dxa" w:w="4876"/>
-            <w:vAlign w:val="center"/>
-          </w:tcPr>
-          <w:p>
-            <w:r>
-              <w:t>Clones `ttc-agent-docs` if missing. Leaves the old `Agents/PPTX/` folder on disk for you to verify + delete manually (safety).</w:t>
+              <w:t>3/8</w:t>
+            </w:r>
+          </w:p>
+        </w:tc>
+        <w:tc>
+          <w:tcPr>
+            <w:tcW w:type="dxa" w:w="4876"/>
+            <w:vAlign w:val="center"/>
+          </w:tcPr>
+          <w:p>
+            <w:r>
+              <w:t>Converts `https://github.com/...` remotes → `git@github.com:...` for every repo under `~/AI-Vault/`.</w:t>
             </w:r>
           </w:p>
         </w:tc>
@@ -1936,18 +1995,18 @@
           </w:tcPr>
           <w:p>
             <w:r>
-              <w:t>4/7</w:t>
-            </w:r>
-          </w:p>
-        </w:tc>
-        <w:tc>
-          <w:tcPr>
-            <w:tcW w:type="dxa" w:w="4876"/>
-            <w:vAlign w:val="center"/>
-          </w:tcPr>
-          <w:p>
-            <w:r>
-              <w:t>Moves `~/Personal/mcp-proton/` → `~/AI-Vault/Tools/mcp-proton/` and re-clones it as a proper git repo. Patches `~/.claude.json`, `~/Library/Application Support/Claude/claude_desktop_config.json`, and the two Claude-Config copies to (a) point at the new path and (b) remove plaintext `PROTON_PASSWORD` (it's now read from 1Password at server startup). Removes empty `~/Personal/`.</w:t>
+              <w:t>4/8</w:t>
+            </w:r>
+          </w:p>
+        </w:tc>
+        <w:tc>
+          <w:tcPr>
+            <w:tcW w:type="dxa" w:w="4876"/>
+            <w:vAlign w:val="center"/>
+          </w:tcPr>
+          <w:p>
+            <w:r>
+              <w:t>Clones `ttc-agent-docs` if missing. Leaves the old `Agents/PPTX/` folder on disk for you to verify + delete manually (safety).</w:t>
             </w:r>
           </w:p>
         </w:tc>
@@ -1960,18 +2019,18 @@
           </w:tcPr>
           <w:p>
             <w:r>
-              <w:t>5/7</w:t>
-            </w:r>
-          </w:p>
-        </w:tc>
-        <w:tc>
-          <w:tcPr>
-            <w:tcW w:type="dxa" w:w="4876"/>
-            <w:vAlign w:val="center"/>
-          </w:tcPr>
-          <w:p>
-            <w:r>
-              <w:t>Clones `ttc-brand-standards` into `~/AI-Vault/brand/`. Removes the stale local `brand/imagery/` and `brand/logos/` caches (handles `chflags uchg` if present). Warns if OneDrive central branding isn't mounted.</w:t>
+              <w:t>5/8</w:t>
+            </w:r>
+          </w:p>
+        </w:tc>
+        <w:tc>
+          <w:tcPr>
+            <w:tcW w:type="dxa" w:w="4876"/>
+            <w:vAlign w:val="center"/>
+          </w:tcPr>
+          <w:p>
+            <w:r>
+              <w:t>Moves `~/Personal/mcp-proton/` → `~/AI-Vault/Tools/mcp-proton/` and re-clones it as a proper git repo. Patches `~/.claude.json`, `~/Library/Application Support/Claude/claude_desktop_config.json`, and the two Claude-Config copies to (a) point at the new path and (b) remove plaintext `PROTON_PASSWORD` (it's now read from 1Password at server startup). Removes empty `~/Personal/`.</w:t>
             </w:r>
           </w:p>
         </w:tc>
@@ -1984,18 +2043,18 @@
           </w:tcPr>
           <w:p>
             <w:r>
-              <w:t>6/7</w:t>
-            </w:r>
-          </w:p>
-        </w:tc>
-        <w:tc>
-          <w:tcPr>
-            <w:tcW w:type="dxa" w:w="4876"/>
-            <w:vAlign w:val="center"/>
-          </w:tcPr>
-          <w:p>
-            <w:r>
-              <w:t>Symlinks `~/CLAUDE.md` → `Claude-Config/CLAUDE.md` and `~/.claude/commands/` → `Claude-Config/commands/`, backing up any existing files first.</w:t>
+              <w:t>6/8</w:t>
+            </w:r>
+          </w:p>
+        </w:tc>
+        <w:tc>
+          <w:tcPr>
+            <w:tcW w:type="dxa" w:w="4876"/>
+            <w:vAlign w:val="center"/>
+          </w:tcPr>
+          <w:p>
+            <w:r>
+              <w:t>Clones `ttc-brand-standards` into `~/AI-Vault/brand/`. Removes the stale local `brand/imagery/` and `brand/logos/` caches (handles `chflags uchg` if present). Warns if OneDrive central branding isn't mounted.</w:t>
             </w:r>
           </w:p>
         </w:tc>
@@ -2008,7 +2067,31 @@
           </w:tcPr>
           <w:p>
             <w:r>
-              <w:t>7/7</w:t>
+              <w:t>7/8</w:t>
+            </w:r>
+          </w:p>
+        </w:tc>
+        <w:tc>
+          <w:tcPr>
+            <w:tcW w:type="dxa" w:w="4876"/>
+            <w:vAlign w:val="center"/>
+          </w:tcPr>
+          <w:p>
+            <w:r>
+              <w:t>Symlinks `~/CLAUDE.md` → `Claude-Config/CLAUDE.md` and `~/.claude/commands/` → `Claude-Config/commands/`, backing up any existing files first.</w:t>
+            </w:r>
+          </w:p>
+        </w:tc>
+      </w:tr>
+      <w:tr>
+        <w:tc>
+          <w:tcPr>
+            <w:tcW w:type="dxa" w:w="4876"/>
+            <w:vAlign w:val="center"/>
+          </w:tcPr>
+          <w:p>
+            <w:r>
+              <w:t>8/8</w:t>
             </w:r>
           </w:p>
         </w:tc>
@@ -2622,6 +2705,22 @@
     </w:p>
     <w:p>
       <w:pPr>
+        <w:spacing w:before="80" w:after="80"/>
+        <w:ind w:left="567"/>
+      </w:pPr>
+      <w:r>
+        <w:rPr>
+          <w:rFonts w:ascii="Arial" w:hAnsi="Arial"/>
+          <w:b w:val="0"/>
+          <w:i/>
+          <w:color w:val="005A6C"/>
+          <w:sz w:val="18"/>
+        </w:rPr>
+        <w:t>*Bootstrap note:* `update-all.ps1` lives inside `ttc-agent-framework\scripts\`. If your local framework checkout is missing or very old, run the migration first — see § 2.3 for the iwr one-liner. The migration script self-bootstraps the framework, after which `update-all.ps1` is in place.</w:t>
+      </w:r>
+    </w:p>
+    <w:p>
+      <w:pPr>
         <w:pStyle w:val="TTCbodycopyTTC"/>
       </w:pPr>
       <w:r/>
@@ -2965,7 +3064,7 @@
         <w:rPr>
           <w:b/>
         </w:rPr>
-        <w:t>Dry-run first:</w:t>
+        <w:t>Bootstrap (one-liner, works even without a local framework checkout):</w:t>
       </w:r>
       <w:r/>
     </w:p>
@@ -2981,7 +3080,15 @@
           <w:color w:val="25415C"/>
           <w:sz w:val="16"/>
         </w:rPr>
-        <w:t>&amp; "$env:USERPROFILE\AI-Vault\ttc-agent-framework\scripts\migrate-to-2026-05.ps1" -DryRun</w:t>
+        <w:t>iwr https://raw.githubusercontent.com/ttc-agents/ttc-agent-framework/main/scripts/migrate-to-2026-05.ps1 -UseBasicParsing | iex</w:t>
+      </w:r>
+    </w:p>
+    <w:p>
+      <w:pPr>
+        <w:pStyle w:val="TTCbodycopyTTC"/>
+      </w:pPr>
+      <w:r>
+        <w:t>Step 2 clones (or pulls) `ttc-agent-framework` before any later step needs it.</w:t>
       </w:r>
     </w:p>
     <w:p>
@@ -2993,7 +3100,7 @@
         <w:rPr>
           <w:b/>
         </w:rPr>
-        <w:t>Actual run:</w:t>
+        <w:t>If you already have the framework cloned locally:</w:t>
       </w:r>
       <w:r/>
     </w:p>
@@ -3009,6 +3116,41 @@
           <w:color w:val="25415C"/>
           <w:sz w:val="16"/>
         </w:rPr>
+        <w:t># Dry-run first:</w:t>
+      </w:r>
+      <w:r>
+        <w:rPr>
+          <w:rFonts w:ascii="Courier New" w:hAnsi="Courier New"/>
+          <w:color w:val="25415C"/>
+          <w:sz w:val="16"/>
+        </w:rPr>
+        <w:br/>
+        <w:t>&amp; "$env:USERPROFILE\AI-Vault\ttc-agent-framework\scripts\migrate-to-2026-05.ps1" -DryRun</w:t>
+      </w:r>
+      <w:r>
+        <w:rPr>
+          <w:rFonts w:ascii="Courier New" w:hAnsi="Courier New"/>
+          <w:color w:val="25415C"/>
+          <w:sz w:val="16"/>
+        </w:rPr>
+        <w:br/>
+      </w:r>
+      <w:r>
+        <w:rPr>
+          <w:rFonts w:ascii="Courier New" w:hAnsi="Courier New"/>
+          <w:color w:val="25415C"/>
+          <w:sz w:val="16"/>
+        </w:rPr>
+        <w:br/>
+        <w:t># Actual run:</w:t>
+      </w:r>
+      <w:r>
+        <w:rPr>
+          <w:rFonts w:ascii="Courier New" w:hAnsi="Courier New"/>
+          <w:color w:val="25415C"/>
+          <w:sz w:val="16"/>
+        </w:rPr>
+        <w:br/>
         <w:t>&amp; "$env:USERPROFILE\AI-Vault\ttc-agent-framework\scripts\migrate-to-2026-05.ps1"</w:t>
       </w:r>
     </w:p>
@@ -3021,7 +3163,7 @@
         <w:rPr>
           <w:b/>
         </w:rPr>
-        <w:t>The 7 steps:</w:t>
+        <w:t>The 8 steps:</w:t>
       </w:r>
       <w:r>
         <w:t xml:space="preserve"> identical structure to the Mac migration, with these Windows-specific differences:</w:t>
@@ -3084,7 +3226,7 @@
           </w:tcPr>
           <w:p>
             <w:r>
-              <w:t>1/7</w:t>
+              <w:t>1/8</w:t>
             </w:r>
           </w:p>
         </w:tc>
@@ -3108,18 +3250,18 @@
           </w:tcPr>
           <w:p>
             <w:r>
-              <w:t>2/7</w:t>
-            </w:r>
-          </w:p>
-        </w:tc>
-        <w:tc>
-          <w:tcPr>
-            <w:tcW w:type="dxa" w:w="4876"/>
-            <w:vAlign w:val="center"/>
-          </w:tcPr>
-          <w:p>
-            <w:r>
-              <w:t>Same HTTPS → SSH conversion</w:t>
+              <w:t>2/8</w:t>
+            </w:r>
+          </w:p>
+        </w:tc>
+        <w:tc>
+          <w:tcPr>
+            <w:tcW w:type="dxa" w:w="4876"/>
+            <w:vAlign w:val="center"/>
+          </w:tcPr>
+          <w:p>
+            <w:r>
+              <w:t>Same self-bootstrap of the framework</w:t>
             </w:r>
           </w:p>
         </w:tc>
@@ -3132,18 +3274,18 @@
           </w:tcPr>
           <w:p>
             <w:r>
-              <w:t>3/7</w:t>
-            </w:r>
-          </w:p>
-        </w:tc>
-        <w:tc>
-          <w:tcPr>
-            <w:tcW w:type="dxa" w:w="4876"/>
-            <w:vAlign w:val="center"/>
-          </w:tcPr>
-          <w:p>
-            <w:r>
-              <w:t>Old `Agents\PPTX\` preserved on disk; the manual cleanup command shown is `Remove-Item -Recurse -Force`</w:t>
+              <w:t>3/8</w:t>
+            </w:r>
+          </w:p>
+        </w:tc>
+        <w:tc>
+          <w:tcPr>
+            <w:tcW w:type="dxa" w:w="4876"/>
+            <w:vAlign w:val="center"/>
+          </w:tcPr>
+          <w:p>
+            <w:r>
+              <w:t>Same HTTPS → SSH conversion</w:t>
             </w:r>
           </w:p>
         </w:tc>
@@ -3156,18 +3298,18 @@
           </w:tcPr>
           <w:p>
             <w:r>
-              <w:t>4/7</w:t>
-            </w:r>
-          </w:p>
-        </w:tc>
-        <w:tc>
-          <w:tcPr>
-            <w:tcW w:type="dxa" w:w="4876"/>
-            <w:vAlign w:val="center"/>
-          </w:tcPr>
-          <w:p>
-            <w:r>
-              <w:t>Reads `%APPDATA%\Claude\claude_desktop_config.json` instead of `~/Library/...` for the Claude Desktop config. Strips PROTON_PASSWORD using PowerShell's `ConvertFrom-Json -AsHashtable`</w:t>
+              <w:t>4/8</w:t>
+            </w:r>
+          </w:p>
+        </w:tc>
+        <w:tc>
+          <w:tcPr>
+            <w:tcW w:type="dxa" w:w="4876"/>
+            <w:vAlign w:val="center"/>
+          </w:tcPr>
+          <w:p>
+            <w:r>
+              <w:t>Old `Agents\PPTX\` preserved on disk; the manual cleanup command shown is `Remove-Item -Recurse -Force`</w:t>
             </w:r>
           </w:p>
         </w:tc>
@@ -3180,18 +3322,18 @@
           </w:tcPr>
           <w:p>
             <w:r>
-              <w:t>5/7</w:t>
-            </w:r>
-          </w:p>
-        </w:tc>
-        <w:tc>
-          <w:tcPr>
-            <w:tcW w:type="dxa" w:w="4876"/>
-            <w:vAlign w:val="center"/>
-          </w:tcPr>
-          <w:p>
-            <w:r>
-              <w:t>Probes 3 OneDrive path candidates (SharePoint sync paths vary on Windows): `%USERPROFILE%\TTCGlobal\Branding...`, `%USERPROFILE%\OneDrive - TTCGlobal\...`, `%OneDrive%\Branding...`. Warns if none match. No `chflags` cleanup needed (Windows doesn't have file flags).</w:t>
+              <w:t>5/8</w:t>
+            </w:r>
+          </w:p>
+        </w:tc>
+        <w:tc>
+          <w:tcPr>
+            <w:tcW w:type="dxa" w:w="4876"/>
+            <w:vAlign w:val="center"/>
+          </w:tcPr>
+          <w:p>
+            <w:r>
+              <w:t>Reads `%APPDATA%\Claude\claude_desktop_config.json` instead of `~/Library/...` for the Claude Desktop config. Strips PROTON_PASSWORD using PowerShell's `ConvertFrom-Json -AsHashtable`</w:t>
             </w:r>
           </w:p>
         </w:tc>
@@ -3204,18 +3346,18 @@
           </w:tcPr>
           <w:p>
             <w:r>
-              <w:t>6/7</w:t>
-            </w:r>
-          </w:p>
-        </w:tc>
-        <w:tc>
-          <w:tcPr>
-            <w:tcW w:type="dxa" w:w="4876"/>
-            <w:vAlign w:val="center"/>
-          </w:tcPr>
-          <w:p>
-            <w:r>
-              <w:t>Symlinks created via `New-Item -ItemType SymbolicLink`. Falls back to copy + warning if symlink creation fails</w:t>
+              <w:t>6/8</w:t>
+            </w:r>
+          </w:p>
+        </w:tc>
+        <w:tc>
+          <w:tcPr>
+            <w:tcW w:type="dxa" w:w="4876"/>
+            <w:vAlign w:val="center"/>
+          </w:tcPr>
+          <w:p>
+            <w:r>
+              <w:t>Probes 3 OneDrive path candidates (SharePoint sync paths vary on Windows): `%USERPROFILE%\TTCGlobal\Branding...`, `%USERPROFILE%\OneDrive - TTCGlobal\...`, `%OneDrive%\Branding...`. Warns if none match. No `chflags` cleanup needed (Windows doesn't have file flags).</w:t>
             </w:r>
           </w:p>
         </w:tc>
@@ -3228,7 +3370,31 @@
           </w:tcPr>
           <w:p>
             <w:r>
-              <w:t>7/7</w:t>
+              <w:t>7/8</w:t>
+            </w:r>
+          </w:p>
+        </w:tc>
+        <w:tc>
+          <w:tcPr>
+            <w:tcW w:type="dxa" w:w="4876"/>
+            <w:vAlign w:val="center"/>
+          </w:tcPr>
+          <w:p>
+            <w:r>
+              <w:t>Symlinks created via `New-Item -ItemType SymbolicLink`. Falls back to copy + warning if symlink creation fails</w:t>
+            </w:r>
+          </w:p>
+        </w:tc>
+      </w:tr>
+      <w:tr>
+        <w:tc>
+          <w:tcPr>
+            <w:tcW w:type="dxa" w:w="4876"/>
+            <w:vAlign w:val="center"/>
+          </w:tcPr>
+          <w:p>
+            <w:r>
+              <w:t>8/8</w:t>
             </w:r>
           </w:p>
         </w:tc>

--- a/docs/install-routines.docx
+++ b/docs/install-routines.docx
@@ -3448,6 +3448,33 @@
     </w:p>
     <w:p>
       <w:pPr>
+        <w:spacing w:before="80" w:after="80"/>
+        <w:ind w:left="567"/>
+      </w:pPr>
+      <w:r>
+        <w:rPr>
+          <w:rFonts w:ascii="Arial" w:hAnsi="Arial"/>
+          <w:b w:val="0"/>
+          <w:i/>
+          <w:color w:val="005A6C"/>
+          <w:sz w:val="18"/>
+        </w:rPr>
+        <w:t>*The full sequence is four small commands.* All install/update/migrate scripts assume this is already done. If `ssh -T git@github.com` fails with `Permission denied (publickey)`, walk through this appendix once and you're set.</w:t>
+      </w:r>
+    </w:p>
+    <w:p>
+      <w:pPr>
+        <w:pStyle w:val="Heading3"/>
+        <w:keepNext/>
+        <w:keepLines/>
+        <w:spacing w:before="240" w:after="120"/>
+      </w:pPr>
+      <w:r>
+        <w:t>Step 1 — Generate a key (skip if `~/.ssh/id_ed25519` already exists)</w:t>
+      </w:r>
+    </w:p>
+    <w:p>
+      <w:pPr>
         <w:pStyle w:val="TTCbodycopyTTC"/>
       </w:pPr>
       <w:r/>
@@ -3455,7 +3482,7 @@
         <w:rPr>
           <w:b/>
         </w:rPr>
-        <w:t>Generate key (if you don't have one):</w:t>
+        <w:t>macOS / Linux:</w:t>
       </w:r>
       <w:r/>
     </w:p>
@@ -3471,25 +3498,80 @@
           <w:color w:val="25415C"/>
           <w:sz w:val="16"/>
         </w:rPr>
-        <w:t># macOS / Linux:</w:t>
-      </w:r>
+        <w:t>ssh-keygen -t ed25519 -C "$USER@$(hostname -s)"</w:t>
+      </w:r>
+    </w:p>
+    <w:p>
+      <w:pPr>
+        <w:pStyle w:val="TTCbodycopyTTC"/>
+      </w:pPr>
+      <w:r/>
+      <w:r>
+        <w:rPr>
+          <w:b/>
+        </w:rPr>
+        <w:t>Windows (PowerShell):</w:t>
+      </w:r>
+      <w:r/>
+    </w:p>
+    <w:p>
+      <w:pPr>
+        <w:spacing w:before="120" w:after="120"/>
+        <w:ind w:left="567"/>
+        <w:shd w:val="clear" w:color="auto" w:fill="E9EDF0"/>
+      </w:pPr>
       <w:r>
         <w:rPr>
           <w:rFonts w:ascii="Courier New" w:hAnsi="Courier New"/>
           <w:color w:val="25415C"/>
           <w:sz w:val="16"/>
         </w:rPr>
-        <w:br/>
-        <w:t>ssh-keygen -t ed25519 -C "$USER@$(hostname -s)"</w:t>
-      </w:r>
+        <w:t>ssh-keygen -t ed25519 -C "$env:USERNAME@$env:COMPUTERNAME"</w:t>
+      </w:r>
+    </w:p>
+    <w:p>
+      <w:pPr>
+        <w:pStyle w:val="TTCbodycopyTTC"/>
+      </w:pPr>
+      <w:r/>
+      <w:r>
+        <w:rPr>
+          <w:b/>
+        </w:rPr>
+        <w:t>What ssh-keygen will ask you (identical on all platforms):</w:t>
+      </w:r>
+      <w:r/>
+    </w:p>
+    <w:p>
+      <w:pPr>
+        <w:spacing w:before="120" w:after="120"/>
+        <w:ind w:left="567"/>
+        <w:shd w:val="clear" w:color="auto" w:fill="E9EDF0"/>
+      </w:pPr>
       <w:r>
         <w:rPr>
           <w:rFonts w:ascii="Courier New" w:hAnsi="Courier New"/>
           <w:color w:val="25415C"/>
           <w:sz w:val="16"/>
         </w:rPr>
-        <w:br/>
-        <w:t># accept default path; passphrase optional but recommended</w:t>
+        <w:t>Enter file in which to save the key (C:\Users\&lt;you&gt;/.ssh/id_ed25519):</w:t>
+      </w:r>
+    </w:p>
+    <w:p>
+      <w:pPr>
+        <w:pStyle w:val="TTCbodycopyTTC"/>
+      </w:pPr>
+      <w:r>
+        <w:t xml:space="preserve">→ </w:t>
+      </w:r>
+      <w:r>
+        <w:rPr>
+          <w:b/>
+        </w:rPr>
+        <w:t>Press Enter</w:t>
+      </w:r>
+      <w:r>
+        <w:t xml:space="preserve"> to accept the default path. Don't type anything else here — every other tool expects the key at the default location.</w:t>
       </w:r>
     </w:p>
     <w:p>
@@ -3504,7 +3586,7 @@
           <w:color w:val="25415C"/>
           <w:sz w:val="16"/>
         </w:rPr>
-        <w:t># Windows:</w:t>
+        <w:t>Enter passphrase (empty for no passphrase):</w:t>
       </w:r>
       <w:r>
         <w:rPr>
@@ -3513,21 +3595,33 @@
           <w:sz w:val="16"/>
         </w:rPr>
         <w:br/>
-        <w:t>ssh-keygen -t ed25519 -C "$env:USERNAME@$env:COMPUTERNAME"</w:t>
-      </w:r>
-    </w:p>
-    <w:p>
-      <w:pPr>
-        <w:pStyle w:val="TTCbodycopyTTC"/>
-      </w:pPr>
-      <w:r/>
+        <w:t>Enter same passphrase again:</w:t>
+      </w:r>
+    </w:p>
+    <w:p>
+      <w:pPr>
+        <w:pStyle w:val="TTCbodycopyTTC"/>
+      </w:pPr>
+      <w:r>
+        <w:t xml:space="preserve">→ </w:t>
+      </w:r>
       <w:r>
         <w:rPr>
           <w:b/>
         </w:rPr>
-        <w:t>Upload to GitHub:</w:t>
-      </w:r>
-      <w:r/>
+        <w:t>Press Enter twice</w:t>
+      </w:r>
+      <w:r>
+        <w:t xml:space="preserve"> for no passphrase (simplest). Optional: set a passphrase for an extra layer of protection — you'll then be asked for it on each git push/pull unless you load it into your OS keychain via `ssh-add`.</w:t>
+      </w:r>
+    </w:p>
+    <w:p>
+      <w:pPr>
+        <w:pStyle w:val="TTCbodycopyTTC"/>
+      </w:pPr>
+      <w:r>
+        <w:t>You'll see confirmation:</w:t>
+      </w:r>
     </w:p>
     <w:p>
       <w:pPr>
@@ -3541,7 +3635,7 @@
           <w:color w:val="25415C"/>
           <w:sz w:val="16"/>
         </w:rPr>
-        <w:t># macOS / Linux:</w:t>
+        <w:t>Your identification has been saved in C:\Users\&lt;you&gt;\.ssh\id_ed25519</w:t>
       </w:r>
       <w:r>
         <w:rPr>
@@ -3550,7 +3644,27 @@
           <w:sz w:val="16"/>
         </w:rPr>
         <w:br/>
-        <w:t>gh ssh-key add ~/.ssh/id_ed25519.pub --title "$USER@$(hostname -s) ($(date +%Y-%m))"</w:t>
+        <w:t>Your public key has been saved in C:\Users\&lt;you&gt;\.ssh\id_ed25519.pub</w:t>
+      </w:r>
+      <w:r>
+        <w:rPr>
+          <w:rFonts w:ascii="Courier New" w:hAnsi="Courier New"/>
+          <w:color w:val="25415C"/>
+          <w:sz w:val="16"/>
+        </w:rPr>
+        <w:br/>
+        <w:t>The key fingerprint is: SHA256:&lt;hash&gt; ...</w:t>
+      </w:r>
+    </w:p>
+    <w:p>
+      <w:pPr>
+        <w:pStyle w:val="Heading3"/>
+        <w:keepNext/>
+        <w:keepLines/>
+        <w:spacing w:before="240" w:after="120"/>
+      </w:pPr>
+      <w:r>
+        <w:t>Step 2 — Make sure gh CLI is logged in</w:t>
       </w:r>
     </w:p>
     <w:p>
@@ -3565,25 +3679,77 @@
           <w:color w:val="25415C"/>
           <w:sz w:val="16"/>
         </w:rPr>
-        <w:t># Windows:</w:t>
-      </w:r>
+        <w:t>gh auth status</w:t>
+      </w:r>
+    </w:p>
+    <w:p>
+      <w:pPr>
+        <w:pStyle w:val="TTCbodycopyTTC"/>
+      </w:pPr>
+      <w:r>
+        <w:t>If it says "not logged in", run:</w:t>
+      </w:r>
+    </w:p>
+    <w:p>
+      <w:pPr>
+        <w:spacing w:before="120" w:after="120"/>
+        <w:ind w:left="567"/>
+        <w:shd w:val="clear" w:color="auto" w:fill="E9EDF0"/>
+      </w:pPr>
       <w:r>
         <w:rPr>
           <w:rFonts w:ascii="Courier New" w:hAnsi="Courier New"/>
           <w:color w:val="25415C"/>
           <w:sz w:val="16"/>
         </w:rPr>
-        <w:br/>
-        <w:t>gh ssh-key add "$env:USERPROFILE\.ssh\id_ed25519.pub" `</w:t>
-      </w:r>
+        <w:t>gh auth login --hostname github.com --git-protocol ssh --web</w:t>
+      </w:r>
+    </w:p>
+    <w:p>
+      <w:pPr>
+        <w:pStyle w:val="TTCbodycopyTTC"/>
+      </w:pPr>
+      <w:r>
+        <w:t>Follow the device-code flow in your browser.</w:t>
+      </w:r>
+    </w:p>
+    <w:p>
+      <w:pPr>
+        <w:pStyle w:val="Heading3"/>
+        <w:keepNext/>
+        <w:keepLines/>
+        <w:spacing w:before="240" w:after="120"/>
+      </w:pPr>
+      <w:r>
+        <w:t>Step 3 — Upload the public key to GitHub</w:t>
+      </w:r>
+    </w:p>
+    <w:p>
+      <w:pPr>
+        <w:pStyle w:val="TTCbodycopyTTC"/>
+      </w:pPr>
+      <w:r/>
+      <w:r>
+        <w:rPr>
+          <w:b/>
+        </w:rPr>
+        <w:t>macOS / Linux:</w:t>
+      </w:r>
+      <w:r/>
+    </w:p>
+    <w:p>
+      <w:pPr>
+        <w:spacing w:before="120" w:after="120"/>
+        <w:ind w:left="567"/>
+        <w:shd w:val="clear" w:color="auto" w:fill="E9EDF0"/>
+      </w:pPr>
       <w:r>
         <w:rPr>
           <w:rFonts w:ascii="Courier New" w:hAnsi="Courier New"/>
           <w:color w:val="25415C"/>
           <w:sz w:val="16"/>
         </w:rPr>
-        <w:br/>
-        <w:t xml:space="preserve">  --title "$env:USERNAME@$env:COMPUTERNAME ($(Get-Date -Format 'yyyy-MM'))"</w:t>
+        <w:t>gh ssh-key add ~/.ssh/id_ed25519.pub --title "$USER@$(hostname -s) ($(date +%Y-%m))"</w:t>
       </w:r>
     </w:p>
     <w:p>
@@ -3595,7 +3761,7 @@
         <w:rPr>
           <w:b/>
         </w:rPr>
-        <w:t>Verify:</w:t>
+        <w:t>Windows (PowerShell):</w:t>
       </w:r>
       <w:r/>
     </w:p>
@@ -3611,7 +3777,7 @@
           <w:color w:val="25415C"/>
           <w:sz w:val="16"/>
         </w:rPr>
-        <w:t>ssh -T git@github.com</w:t>
+        <w:t>gh ssh-key add "$env:USERPROFILE\.ssh\id_ed25519.pub" `</w:t>
       </w:r>
       <w:r>
         <w:rPr>
@@ -3620,31 +3786,99 @@
           <w:sz w:val="16"/>
         </w:rPr>
         <w:br/>
-        <w:t># Expected: "Hi &lt;user&gt;! You've successfully authenticated, but GitHub does not provide shell access."</w:t>
-      </w:r>
+        <w:t xml:space="preserve">  --title "$env:USERNAME@$env:COMPUTERNAME ($(Get-Date -Format 'yyyy-MM'))"</w:t>
+      </w:r>
+    </w:p>
+    <w:p>
+      <w:pPr>
+        <w:pStyle w:val="Heading3"/>
+        <w:keepNext/>
+        <w:keepLines/>
+        <w:spacing w:before="240" w:after="120"/>
+      </w:pPr>
+      <w:r>
+        <w:t>Step 4 — Verify</w:t>
+      </w:r>
+    </w:p>
+    <w:p>
+      <w:pPr>
+        <w:spacing w:before="120" w:after="120"/>
+        <w:ind w:left="567"/>
+        <w:shd w:val="clear" w:color="auto" w:fill="E9EDF0"/>
+      </w:pPr>
       <w:r>
         <w:rPr>
           <w:rFonts w:ascii="Courier New" w:hAnsi="Courier New"/>
           <w:color w:val="25415C"/>
           <w:sz w:val="16"/>
         </w:rPr>
-        <w:br/>
-        <w:t># Exit code 1 is normal here.</w:t>
-      </w:r>
-    </w:p>
-    <w:p>
-      <w:pPr>
-        <w:pStyle w:val="TTCbodycopyTTC"/>
-      </w:pPr>
-      <w:r/>
-      <w:r>
-        <w:rPr>
-          <w:b/>
-        </w:rPr>
-        <w:t>Convention for SSH key titles:</w:t>
-      </w:r>
-      <w:r>
-        <w:t xml:space="preserve"> `&lt;user&gt;@&lt;machine&gt; (YYYY-MM)`. Example: `joerg@Mac-mini (2026-05)`. The date stamp lets you spot stale keys when rotating.</w:t>
+        <w:t>ssh -T git@github.com</w:t>
+      </w:r>
+    </w:p>
+    <w:p>
+      <w:pPr>
+        <w:pStyle w:val="TTCbodycopyTTC"/>
+      </w:pPr>
+      <w:r>
+        <w:t>Expected output:</w:t>
+      </w:r>
+    </w:p>
+    <w:p>
+      <w:pPr>
+        <w:spacing w:before="120" w:after="120"/>
+        <w:ind w:left="567"/>
+        <w:shd w:val="clear" w:color="auto" w:fill="E9EDF0"/>
+      </w:pPr>
+      <w:r>
+        <w:rPr>
+          <w:rFonts w:ascii="Courier New" w:hAnsi="Courier New"/>
+          <w:color w:val="25415C"/>
+          <w:sz w:val="16"/>
+        </w:rPr>
+        <w:t>Hi &lt;your-github-user&gt;! You've successfully authenticated, but GitHub does not provide shell access.</w:t>
+      </w:r>
+    </w:p>
+    <w:p>
+      <w:pPr>
+        <w:spacing w:before="80" w:after="80"/>
+        <w:ind w:left="567"/>
+      </w:pPr>
+      <w:r>
+        <w:rPr>
+          <w:rFonts w:ascii="Arial" w:hAnsi="Arial"/>
+          <w:b w:val="0"/>
+          <w:i/>
+          <w:color w:val="005A6C"/>
+          <w:sz w:val="18"/>
+        </w:rPr>
+        <w:t>*Exit code 1 is normal here* — GitHub closes the connection right after the auth banner because it doesn't grant shell access. The success line is what matters.</w:t>
+      </w:r>
+    </w:p>
+    <w:p>
+      <w:pPr>
+        <w:pStyle w:val="TTCbodycopyTTC"/>
+      </w:pPr>
+      <w:r>
+        <w:t>If you instead see `Permission denied (publickey)`, the key isn't reaching GitHub yet — re-check Steps 1–3.</w:t>
+      </w:r>
+    </w:p>
+    <w:p>
+      <w:pPr>
+        <w:pStyle w:val="Heading3"/>
+        <w:keepNext/>
+        <w:keepLines/>
+        <w:spacing w:before="240" w:after="120"/>
+      </w:pPr>
+      <w:r>
+        <w:t>Convention for SSH key titles</w:t>
+      </w:r>
+    </w:p>
+    <w:p>
+      <w:pPr>
+        <w:pStyle w:val="TTCbodycopyTTC"/>
+      </w:pPr>
+      <w:r>
+        <w:t>`&lt;user&gt;@&lt;machine&gt; (YYYY-MM)`. Examples: `joerg@Mac-mini (2026-05)`, `joerg@DESKTOP-X7K2 (2026-05)`. The date stamp lets you spot stale keys when rotating.</w:t>
       </w:r>
     </w:p>
     <w:p>
